--- a/dep/nap6-fr.docx
+++ b/dep/nap6-fr.docx
@@ -33,7 +33,7 @@
           <w:sz w:val="48"/>
           <w:szCs w:val="48"/>
         </w:rPr>
-        <w:t>6th National Action Plan on Open Government Tracker</w:t>
+        <w:t>Outil de suivi pour le 6ᵉ Plan d'action national pour un gouvernement ouvert</w:t>
       </w:r>
     </w:p>
     <w:p>
@@ -492,7 +492,7 @@
         <w:pStyle w:val="Heading1"/>
       </w:pPr>
       <w:r>
-        <w:t>6th National Action Plan on Open Government Tracker</w:t>
+        <w:t>Outil de suivi pour le 6ᵉ Plan d'action national pour un gouvernement ouvert</w:t>
         <w:br/>
       </w:r>
     </w:p>
@@ -673,7 +673,7 @@
           </w:tcPr>
           <w:p>
             <w:r>
-              <w:t>Mandatory</w:t>
+              <w:t>Obligatoire</w:t>
             </w:r>
           </w:p>
         </w:tc>
@@ -1337,7 +1337,7 @@
           </w:tcPr>
           <w:p>
             <w:r>
-              <w:t>Mandatory</w:t>
+              <w:t>Obligatoire</w:t>
             </w:r>
           </w:p>
         </w:tc>
@@ -1841,7 +1841,7 @@
           </w:tcPr>
           <w:p>
             <w:r>
-              <w:t>Mandatory</w:t>
+              <w:t>Obligatoire</w:t>
             </w:r>
           </w:p>
         </w:tc>
@@ -2306,7 +2306,7 @@
           </w:tcPr>
           <w:p>
             <w:r>
-              <w:t>Improve the effectiveness of the Digital Citizen</w:t>
+              <w:t>Improve the effectiveness of the Digital Citizen Initiative</w:t>
             </w:r>
           </w:p>
         </w:tc>
@@ -2648,17 +2648,17 @@
           </w:tcPr>
           <w:p>
             <w:r>
-              <w:t>Support the design and delivery of accessible administrative services provided by the Department of Justice Canada</w:t>
-            </w:r>
-          </w:p>
-        </w:tc>
-        <w:tc>
-          <w:tcPr>
-            <w:tcW w:type="dxa" w:w="3628"/>
-          </w:tcPr>
-          <w:p>
-            <w:r>
-              <w:t>Appuyer la conception et la prestation de services administratifs accessibles fournis par le ministère de la Justice Canada.</w:t>
+              <w:t>Support the design and delivery of accessible administrative services.</w:t>
+            </w:r>
+          </w:p>
+        </w:tc>
+        <w:tc>
+          <w:tcPr>
+            <w:tcW w:type="dxa" w:w="3628"/>
+          </w:tcPr>
+          <w:p>
+            <w:r>
+              <w:t>Appuyer la conception et la prestation de services administratifs accessibles.</w:t>
             </w:r>
           </w:p>
         </w:tc>
@@ -2847,7 +2847,7 @@
           </w:tcPr>
           <w:p>
             <w:r>
-              <w:t>Mandatory</w:t>
+              <w:t>Obligatoire</w:t>
             </w:r>
           </w:p>
         </w:tc>
@@ -5597,7 +5597,7 @@
                 </w:tcPr>
                 <w:p>
                   <w:r>
-                    <w:t>pspc-spac,hc-sc</w:t>
+                    <w:t>pwgsc-tpsgc,hc-sc</w:t>
                   </w:r>
                 </w:p>
               </w:tc>
@@ -9674,7 +9674,7 @@
                 </w:tcPr>
                 <w:p>
                   <w:r>
-                    <w:t>pspc-spac</w:t>
+                    <w:t>pwgsc-tpsgc</w:t>
                   </w:r>
                 </w:p>
               </w:tc>
@@ -9825,7 +9825,7 @@
                 </w:tcPr>
                 <w:p>
                   <w:r>
-                    <w:t>pspc-spac</w:t>
+                    <w:t>pwgsc-tpsgc</w:t>
                   </w:r>
                 </w:p>
               </w:tc>
@@ -9984,7 +9984,7 @@
                 </w:tcPr>
                 <w:p>
                   <w:r>
-                    <w:t>pspc-spac</w:t>
+                    <w:t>pwgsc-tpsgc</w:t>
                   </w:r>
                 </w:p>
               </w:tc>
@@ -12874,7 +12874,7 @@
         <w:pStyle w:val="Heading2"/>
       </w:pPr>
       <w:r>
-        <w:t>1-5 Indicateur (anglais)</w:t>
+        <w:t>1-5 État</w:t>
         <w:br/>
       </w:r>
     </w:p>
@@ -12931,7 +12931,7 @@
           </w:tcPr>
           <w:p>
             <w:r>
-              <w:t>Indicator (English)</w:t>
+              <w:t>Status</w:t>
             </w:r>
           </w:p>
         </w:tc>
@@ -12954,7 +12954,7 @@
           </w:tcPr>
           <w:p>
             <w:r>
-              <w:t>Indicateur (anglais)</w:t>
+              <w:t>État</w:t>
             </w:r>
           </w:p>
         </w:tc>
@@ -12977,7 +12977,7 @@
           </w:tcPr>
           <w:p>
             <w:r>
-              <w:t>indicator_en</w:t>
+              <w:t>status</w:t>
             </w:r>
           </w:p>
         </w:tc>
@@ -13000,7 +13000,7 @@
           </w:tcPr>
           <w:p>
             <w:r>
-              <w:t>The indicator related to the chosen milestone, in English</w:t>
+              <w:t>Indicate the current status of the commitment</w:t>
             </w:r>
           </w:p>
         </w:tc>
@@ -13023,7 +13023,7 @@
           </w:tcPr>
           <w:p>
             <w:r>
-              <w:t>L'indicateurs liés au jalon choisi en anglais</w:t>
+              <w:t>Indiquer l'état actuel de l'engagement</w:t>
             </w:r>
           </w:p>
         </w:tc>
@@ -13046,1507 +13046,7 @@
           </w:tcPr>
           <w:p>
             <w:r>
-              <w:t>Mandatory</w:t>
-            </w:r>
-          </w:p>
-        </w:tc>
-      </w:tr>
-      <w:tr>
-        <w:tc>
-          <w:tcPr>
-            <w:tcW w:type="dxa" w:w="2659"/>
-            <w:shd w:fill="c6d9f1"/>
-          </w:tcPr>
-          <w:p>
-            <w:r>
-              <w:t>Obligation FR</w:t>
-            </w:r>
-          </w:p>
-        </w:tc>
-        <w:tc>
-          <w:tcPr>
-            <w:tcW w:type="dxa" w:w="6690"/>
-          </w:tcPr>
-          <w:p>
-            <w:r>
               <w:t>Obligatoire</w:t>
-            </w:r>
-          </w:p>
-        </w:tc>
-      </w:tr>
-      <w:tr>
-        <w:tc>
-          <w:tcPr>
-            <w:tcW w:type="dxa" w:w="2659"/>
-            <w:shd w:fill="c6d9f1"/>
-          </w:tcPr>
-          <w:p>
-            <w:r>
-              <w:t>Occurrence</w:t>
-            </w:r>
-          </w:p>
-        </w:tc>
-        <w:tc>
-          <w:tcPr>
-            <w:tcW w:type="dxa" w:w="6690"/>
-          </w:tcPr>
-          <w:p>
-            <w:r>
-              <w:t>Une seule</w:t>
-            </w:r>
-          </w:p>
-        </w:tc>
-      </w:tr>
-      <w:tr>
-        <w:tc>
-          <w:tcPr>
-            <w:tcW w:type="dxa" w:w="2659"/>
-            <w:shd w:fill="c6d9f1"/>
-          </w:tcPr>
-          <w:p>
-            <w:r>
-              <w:t>Type de format</w:t>
-            </w:r>
-          </w:p>
-        </w:tc>
-        <w:tc>
-          <w:tcPr>
-            <w:tcW w:type="dxa" w:w="6690"/>
-          </w:tcPr>
-          <w:p>
-            <w:r>
-              <w:t>Text</w:t>
-            </w:r>
-          </w:p>
-        </w:tc>
-      </w:tr>
-      <w:tr>
-        <w:tc>
-          <w:tcPr>
-            <w:tcW w:type="dxa" w:w="2659"/>
-            <w:shd w:fill="c6d9f1"/>
-          </w:tcPr>
-          <w:p>
-            <w:r>
-              <w:t>Validation EN</w:t>
-            </w:r>
-          </w:p>
-        </w:tc>
-        <w:tc>
-          <w:tcPr>
-            <w:tcW w:type="dxa" w:w="6690"/>
-          </w:tcPr>
-          <w:p>
-            <w:r/>
-          </w:p>
-        </w:tc>
-      </w:tr>
-      <w:tr>
-        <w:tc>
-          <w:tcPr>
-            <w:tcW w:type="dxa" w:w="2659"/>
-            <w:shd w:fill="c6d9f1"/>
-          </w:tcPr>
-          <w:p>
-            <w:r>
-              <w:t>Validation FR</w:t>
-            </w:r>
-          </w:p>
-        </w:tc>
-        <w:tc>
-          <w:tcPr>
-            <w:tcW w:type="dxa" w:w="6690"/>
-          </w:tcPr>
-          <w:p>
-            <w:r/>
-          </w:p>
-        </w:tc>
-      </w:tr>
-    </w:tbl>
-    <w:p>
-      <w:r>
-        <w:br/>
-        <w:br/>
-      </w:r>
-    </w:p>
-    <w:p>
-      <w:pPr>
-        <w:pStyle w:val="Heading2"/>
-      </w:pPr>
-      <w:r>
-        <w:t>1-6 Indicateur (français)</w:t>
-        <w:br/>
-      </w:r>
-    </w:p>
-    <w:tbl>
-      <w:tblPr>
-        <w:tblW w:type="auto" w:w="0"/>
-        <w:tblLayout w:type="fixed"/>
-        <w:tblLook w:firstColumn="1" w:firstRow="1" w:lastColumn="0" w:lastRow="0" w:noHBand="0" w:noVBand="1" w:val="04A0"/>
-      </w:tblPr>
-      <w:tblGrid>
-        <w:gridCol w:w="2659"/>
-        <w:gridCol w:w="6690"/>
-      </w:tblGrid>
-      <w:tr>
-        <w:tc>
-          <w:tcPr>
-            <w:tcW w:type="dxa" w:w="2659"/>
-            <w:shd w:fill="c6d9f1"/>
-            <w:shd w:fill="d9d9d9"/>
-          </w:tcPr>
-          <w:p>
-            <w:r>
-              <w:t>Attribut</w:t>
-            </w:r>
-          </w:p>
-        </w:tc>
-        <w:tc>
-          <w:tcPr>
-            <w:tcW w:type="dxa" w:w="6690"/>
-            <w:shd w:fill="d9d9d9"/>
-          </w:tcPr>
-          <w:p>
-            <w:r>
-              <w:t>Description de l’attribut</w:t>
-            </w:r>
-          </w:p>
-        </w:tc>
-      </w:tr>
-      <w:tr>
-        <w:tc>
-          <w:tcPr>
-            <w:tcW w:type="dxa" w:w="2659"/>
-            <w:shd w:fill="c6d9f1"/>
-          </w:tcPr>
-          <w:p>
-            <w:r>
-              <w:t>Nom de la zone EN</w:t>
-            </w:r>
-          </w:p>
-        </w:tc>
-        <w:tc>
-          <w:tcPr>
-            <w:tcW w:type="dxa" w:w="6690"/>
-          </w:tcPr>
-          <w:p>
-            <w:r>
-              <w:t>Indicator (French)</w:t>
-            </w:r>
-          </w:p>
-        </w:tc>
-      </w:tr>
-      <w:tr>
-        <w:tc>
-          <w:tcPr>
-            <w:tcW w:type="dxa" w:w="2659"/>
-            <w:shd w:fill="c6d9f1"/>
-          </w:tcPr>
-          <w:p>
-            <w:r>
-              <w:t>Nom de la zone FR</w:t>
-            </w:r>
-          </w:p>
-        </w:tc>
-        <w:tc>
-          <w:tcPr>
-            <w:tcW w:type="dxa" w:w="6690"/>
-          </w:tcPr>
-          <w:p>
-            <w:r>
-              <w:t>Indicateur (français)</w:t>
-            </w:r>
-          </w:p>
-        </w:tc>
-      </w:tr>
-      <w:tr>
-        <w:tc>
-          <w:tcPr>
-            <w:tcW w:type="dxa" w:w="2659"/>
-            <w:shd w:fill="c6d9f1"/>
-          </w:tcPr>
-          <w:p>
-            <w:r>
-              <w:t>ID</w:t>
-            </w:r>
-          </w:p>
-        </w:tc>
-        <w:tc>
-          <w:tcPr>
-            <w:tcW w:type="dxa" w:w="6690"/>
-          </w:tcPr>
-          <w:p>
-            <w:r>
-              <w:t>indicator_fr</w:t>
-            </w:r>
-          </w:p>
-        </w:tc>
-      </w:tr>
-      <w:tr>
-        <w:tc>
-          <w:tcPr>
-            <w:tcW w:type="dxa" w:w="2659"/>
-            <w:shd w:fill="c6d9f1"/>
-          </w:tcPr>
-          <w:p>
-            <w:r>
-              <w:t>Description EN</w:t>
-            </w:r>
-          </w:p>
-        </w:tc>
-        <w:tc>
-          <w:tcPr>
-            <w:tcW w:type="dxa" w:w="6690"/>
-          </w:tcPr>
-          <w:p>
-            <w:r>
-              <w:t>The indicator related to the chosen milestone, in French</w:t>
-            </w:r>
-          </w:p>
-        </w:tc>
-      </w:tr>
-      <w:tr>
-        <w:tc>
-          <w:tcPr>
-            <w:tcW w:type="dxa" w:w="2659"/>
-            <w:shd w:fill="c6d9f1"/>
-          </w:tcPr>
-          <w:p>
-            <w:r>
-              <w:t>Description FR</w:t>
-            </w:r>
-          </w:p>
-        </w:tc>
-        <w:tc>
-          <w:tcPr>
-            <w:tcW w:type="dxa" w:w="6690"/>
-          </w:tcPr>
-          <w:p>
-            <w:r>
-              <w:t>L'indicateur liés au jalon choisi en français</w:t>
-            </w:r>
-          </w:p>
-        </w:tc>
-      </w:tr>
-      <w:tr>
-        <w:tc>
-          <w:tcPr>
-            <w:tcW w:type="dxa" w:w="2659"/>
-            <w:shd w:fill="c6d9f1"/>
-          </w:tcPr>
-          <w:p>
-            <w:r>
-              <w:t>Obligation EN</w:t>
-            </w:r>
-          </w:p>
-        </w:tc>
-        <w:tc>
-          <w:tcPr>
-            <w:tcW w:type="dxa" w:w="6690"/>
-          </w:tcPr>
-          <w:p>
-            <w:r>
-              <w:t>Mandatory</w:t>
-            </w:r>
-          </w:p>
-        </w:tc>
-      </w:tr>
-      <w:tr>
-        <w:tc>
-          <w:tcPr>
-            <w:tcW w:type="dxa" w:w="2659"/>
-            <w:shd w:fill="c6d9f1"/>
-          </w:tcPr>
-          <w:p>
-            <w:r>
-              <w:t>Obligation FR</w:t>
-            </w:r>
-          </w:p>
-        </w:tc>
-        <w:tc>
-          <w:tcPr>
-            <w:tcW w:type="dxa" w:w="6690"/>
-          </w:tcPr>
-          <w:p>
-            <w:r>
-              <w:t>Obligatoire</w:t>
-            </w:r>
-          </w:p>
-        </w:tc>
-      </w:tr>
-      <w:tr>
-        <w:tc>
-          <w:tcPr>
-            <w:tcW w:type="dxa" w:w="2659"/>
-            <w:shd w:fill="c6d9f1"/>
-          </w:tcPr>
-          <w:p>
-            <w:r>
-              <w:t>Occurrence</w:t>
-            </w:r>
-          </w:p>
-        </w:tc>
-        <w:tc>
-          <w:tcPr>
-            <w:tcW w:type="dxa" w:w="6690"/>
-          </w:tcPr>
-          <w:p>
-            <w:r>
-              <w:t>Une seule</w:t>
-            </w:r>
-          </w:p>
-        </w:tc>
-      </w:tr>
-      <w:tr>
-        <w:tc>
-          <w:tcPr>
-            <w:tcW w:type="dxa" w:w="2659"/>
-            <w:shd w:fill="c6d9f1"/>
-          </w:tcPr>
-          <w:p>
-            <w:r>
-              <w:t>Type de format</w:t>
-            </w:r>
-          </w:p>
-        </w:tc>
-        <w:tc>
-          <w:tcPr>
-            <w:tcW w:type="dxa" w:w="6690"/>
-          </w:tcPr>
-          <w:p>
-            <w:r>
-              <w:t>Text</w:t>
-            </w:r>
-          </w:p>
-        </w:tc>
-      </w:tr>
-      <w:tr>
-        <w:tc>
-          <w:tcPr>
-            <w:tcW w:type="dxa" w:w="2659"/>
-            <w:shd w:fill="c6d9f1"/>
-          </w:tcPr>
-          <w:p>
-            <w:r>
-              <w:t>Validation EN</w:t>
-            </w:r>
-          </w:p>
-        </w:tc>
-        <w:tc>
-          <w:tcPr>
-            <w:tcW w:type="dxa" w:w="6690"/>
-          </w:tcPr>
-          <w:p>
-            <w:r/>
-          </w:p>
-        </w:tc>
-      </w:tr>
-      <w:tr>
-        <w:tc>
-          <w:tcPr>
-            <w:tcW w:type="dxa" w:w="2659"/>
-            <w:shd w:fill="c6d9f1"/>
-          </w:tcPr>
-          <w:p>
-            <w:r>
-              <w:t>Validation FR</w:t>
-            </w:r>
-          </w:p>
-        </w:tc>
-        <w:tc>
-          <w:tcPr>
-            <w:tcW w:type="dxa" w:w="6690"/>
-          </w:tcPr>
-          <w:p>
-            <w:r/>
-          </w:p>
-        </w:tc>
-      </w:tr>
-    </w:tbl>
-    <w:p>
-      <w:r>
-        <w:br/>
-        <w:br/>
-      </w:r>
-    </w:p>
-    <w:p>
-      <w:pPr>
-        <w:pStyle w:val="Heading2"/>
-      </w:pPr>
-      <w:r>
-        <w:t>1-7 Date limite de l'indicateur (anglais)</w:t>
-        <w:br/>
-      </w:r>
-    </w:p>
-    <w:tbl>
-      <w:tblPr>
-        <w:tblW w:type="auto" w:w="0"/>
-        <w:tblLayout w:type="fixed"/>
-        <w:tblLook w:firstColumn="1" w:firstRow="1" w:lastColumn="0" w:lastRow="0" w:noHBand="0" w:noVBand="1" w:val="04A0"/>
-      </w:tblPr>
-      <w:tblGrid>
-        <w:gridCol w:w="2659"/>
-        <w:gridCol w:w="6690"/>
-      </w:tblGrid>
-      <w:tr>
-        <w:tc>
-          <w:tcPr>
-            <w:tcW w:type="dxa" w:w="2659"/>
-            <w:shd w:fill="c6d9f1"/>
-            <w:shd w:fill="d9d9d9"/>
-          </w:tcPr>
-          <w:p>
-            <w:r>
-              <w:t>Attribut</w:t>
-            </w:r>
-          </w:p>
-        </w:tc>
-        <w:tc>
-          <w:tcPr>
-            <w:tcW w:type="dxa" w:w="6690"/>
-            <w:shd w:fill="d9d9d9"/>
-          </w:tcPr>
-          <w:p>
-            <w:r>
-              <w:t>Description de l’attribut</w:t>
-            </w:r>
-          </w:p>
-        </w:tc>
-      </w:tr>
-      <w:tr>
-        <w:tc>
-          <w:tcPr>
-            <w:tcW w:type="dxa" w:w="2659"/>
-            <w:shd w:fill="c6d9f1"/>
-          </w:tcPr>
-          <w:p>
-            <w:r>
-              <w:t>Nom de la zone EN</w:t>
-            </w:r>
-          </w:p>
-        </w:tc>
-        <w:tc>
-          <w:tcPr>
-            <w:tcW w:type="dxa" w:w="6690"/>
-          </w:tcPr>
-          <w:p>
-            <w:r>
-              <w:t>Indicator Deadline (English)</w:t>
-            </w:r>
-          </w:p>
-        </w:tc>
-      </w:tr>
-      <w:tr>
-        <w:tc>
-          <w:tcPr>
-            <w:tcW w:type="dxa" w:w="2659"/>
-            <w:shd w:fill="c6d9f1"/>
-          </w:tcPr>
-          <w:p>
-            <w:r>
-              <w:t>Nom de la zone FR</w:t>
-            </w:r>
-          </w:p>
-        </w:tc>
-        <w:tc>
-          <w:tcPr>
-            <w:tcW w:type="dxa" w:w="6690"/>
-          </w:tcPr>
-          <w:p>
-            <w:r>
-              <w:t>Date limite de l'indicateur (anglais)</w:t>
-            </w:r>
-          </w:p>
-        </w:tc>
-      </w:tr>
-      <w:tr>
-        <w:tc>
-          <w:tcPr>
-            <w:tcW w:type="dxa" w:w="2659"/>
-            <w:shd w:fill="c6d9f1"/>
-          </w:tcPr>
-          <w:p>
-            <w:r>
-              <w:t>ID</w:t>
-            </w:r>
-          </w:p>
-        </w:tc>
-        <w:tc>
-          <w:tcPr>
-            <w:tcW w:type="dxa" w:w="6690"/>
-          </w:tcPr>
-          <w:p>
-            <w:r>
-              <w:t>indicator_deadline_en</w:t>
-            </w:r>
-          </w:p>
-        </w:tc>
-      </w:tr>
-      <w:tr>
-        <w:tc>
-          <w:tcPr>
-            <w:tcW w:type="dxa" w:w="2659"/>
-            <w:shd w:fill="c6d9f1"/>
-          </w:tcPr>
-          <w:p>
-            <w:r>
-              <w:t>Description EN</w:t>
-            </w:r>
-          </w:p>
-        </w:tc>
-        <w:tc>
-          <w:tcPr>
-            <w:tcW w:type="dxa" w:w="6690"/>
-          </w:tcPr>
-          <w:p>
-            <w:r>
-              <w:t>Completion deadline for selected indicator, in English</w:t>
-            </w:r>
-          </w:p>
-        </w:tc>
-      </w:tr>
-      <w:tr>
-        <w:tc>
-          <w:tcPr>
-            <w:tcW w:type="dxa" w:w="2659"/>
-            <w:shd w:fill="c6d9f1"/>
-          </w:tcPr>
-          <w:p>
-            <w:r>
-              <w:t>Description FR</w:t>
-            </w:r>
-          </w:p>
-        </w:tc>
-        <w:tc>
-          <w:tcPr>
-            <w:tcW w:type="dxa" w:w="6690"/>
-          </w:tcPr>
-          <w:p>
-            <w:r>
-              <w:t>Date limite d'achèvement pour l'indicateur sélectionné en anglais</w:t>
-            </w:r>
-          </w:p>
-        </w:tc>
-      </w:tr>
-      <w:tr>
-        <w:tc>
-          <w:tcPr>
-            <w:tcW w:type="dxa" w:w="2659"/>
-            <w:shd w:fill="c6d9f1"/>
-          </w:tcPr>
-          <w:p>
-            <w:r>
-              <w:t>Obligation EN</w:t>
-            </w:r>
-          </w:p>
-        </w:tc>
-        <w:tc>
-          <w:tcPr>
-            <w:tcW w:type="dxa" w:w="6690"/>
-          </w:tcPr>
-          <w:p>
-            <w:r>
-              <w:t>Mandatory</w:t>
-            </w:r>
-          </w:p>
-        </w:tc>
-      </w:tr>
-      <w:tr>
-        <w:tc>
-          <w:tcPr>
-            <w:tcW w:type="dxa" w:w="2659"/>
-            <w:shd w:fill="c6d9f1"/>
-          </w:tcPr>
-          <w:p>
-            <w:r>
-              <w:t>Obligation FR</w:t>
-            </w:r>
-          </w:p>
-        </w:tc>
-        <w:tc>
-          <w:tcPr>
-            <w:tcW w:type="dxa" w:w="6690"/>
-          </w:tcPr>
-          <w:p>
-            <w:r>
-              <w:t>Obligatoire</w:t>
-            </w:r>
-          </w:p>
-        </w:tc>
-      </w:tr>
-      <w:tr>
-        <w:tc>
-          <w:tcPr>
-            <w:tcW w:type="dxa" w:w="2659"/>
-            <w:shd w:fill="c6d9f1"/>
-          </w:tcPr>
-          <w:p>
-            <w:r>
-              <w:t>Occurrence</w:t>
-            </w:r>
-          </w:p>
-        </w:tc>
-        <w:tc>
-          <w:tcPr>
-            <w:tcW w:type="dxa" w:w="6690"/>
-          </w:tcPr>
-          <w:p>
-            <w:r>
-              <w:t>Une seule</w:t>
-            </w:r>
-          </w:p>
-        </w:tc>
-      </w:tr>
-      <w:tr>
-        <w:tc>
-          <w:tcPr>
-            <w:tcW w:type="dxa" w:w="2659"/>
-            <w:shd w:fill="c6d9f1"/>
-          </w:tcPr>
-          <w:p>
-            <w:r>
-              <w:t>Type de format</w:t>
-            </w:r>
-          </w:p>
-        </w:tc>
-        <w:tc>
-          <w:tcPr>
-            <w:tcW w:type="dxa" w:w="6690"/>
-          </w:tcPr>
-          <w:p>
-            <w:r>
-              <w:t>Text</w:t>
-            </w:r>
-          </w:p>
-        </w:tc>
-      </w:tr>
-      <w:tr>
-        <w:tc>
-          <w:tcPr>
-            <w:tcW w:type="dxa" w:w="2659"/>
-            <w:shd w:fill="c6d9f1"/>
-          </w:tcPr>
-          <w:p>
-            <w:r>
-              <w:t>Validation EN</w:t>
-            </w:r>
-          </w:p>
-        </w:tc>
-        <w:tc>
-          <w:tcPr>
-            <w:tcW w:type="dxa" w:w="6690"/>
-          </w:tcPr>
-          <w:p>
-            <w:r/>
-          </w:p>
-        </w:tc>
-      </w:tr>
-      <w:tr>
-        <w:tc>
-          <w:tcPr>
-            <w:tcW w:type="dxa" w:w="2659"/>
-            <w:shd w:fill="c6d9f1"/>
-          </w:tcPr>
-          <w:p>
-            <w:r>
-              <w:t>Validation FR</w:t>
-            </w:r>
-          </w:p>
-        </w:tc>
-        <w:tc>
-          <w:tcPr>
-            <w:tcW w:type="dxa" w:w="6690"/>
-          </w:tcPr>
-          <w:p>
-            <w:r/>
-          </w:p>
-        </w:tc>
-      </w:tr>
-    </w:tbl>
-    <w:p>
-      <w:r>
-        <w:br/>
-        <w:br/>
-      </w:r>
-    </w:p>
-    <w:p>
-      <w:pPr>
-        <w:pStyle w:val="Heading2"/>
-      </w:pPr>
-      <w:r>
-        <w:t>1-8 Date limite de l'indicateur (français)</w:t>
-        <w:br/>
-      </w:r>
-    </w:p>
-    <w:tbl>
-      <w:tblPr>
-        <w:tblW w:type="auto" w:w="0"/>
-        <w:tblLayout w:type="fixed"/>
-        <w:tblLook w:firstColumn="1" w:firstRow="1" w:lastColumn="0" w:lastRow="0" w:noHBand="0" w:noVBand="1" w:val="04A0"/>
-      </w:tblPr>
-      <w:tblGrid>
-        <w:gridCol w:w="2659"/>
-        <w:gridCol w:w="6690"/>
-      </w:tblGrid>
-      <w:tr>
-        <w:tc>
-          <w:tcPr>
-            <w:tcW w:type="dxa" w:w="2659"/>
-            <w:shd w:fill="c6d9f1"/>
-            <w:shd w:fill="d9d9d9"/>
-          </w:tcPr>
-          <w:p>
-            <w:r>
-              <w:t>Attribut</w:t>
-            </w:r>
-          </w:p>
-        </w:tc>
-        <w:tc>
-          <w:tcPr>
-            <w:tcW w:type="dxa" w:w="6690"/>
-            <w:shd w:fill="d9d9d9"/>
-          </w:tcPr>
-          <w:p>
-            <w:r>
-              <w:t>Description de l’attribut</w:t>
-            </w:r>
-          </w:p>
-        </w:tc>
-      </w:tr>
-      <w:tr>
-        <w:tc>
-          <w:tcPr>
-            <w:tcW w:type="dxa" w:w="2659"/>
-            <w:shd w:fill="c6d9f1"/>
-          </w:tcPr>
-          <w:p>
-            <w:r>
-              <w:t>Nom de la zone EN</w:t>
-            </w:r>
-          </w:p>
-        </w:tc>
-        <w:tc>
-          <w:tcPr>
-            <w:tcW w:type="dxa" w:w="6690"/>
-          </w:tcPr>
-          <w:p>
-            <w:r>
-              <w:t>Indicator Deadline (French)</w:t>
-            </w:r>
-          </w:p>
-        </w:tc>
-      </w:tr>
-      <w:tr>
-        <w:tc>
-          <w:tcPr>
-            <w:tcW w:type="dxa" w:w="2659"/>
-            <w:shd w:fill="c6d9f1"/>
-          </w:tcPr>
-          <w:p>
-            <w:r>
-              <w:t>Nom de la zone FR</w:t>
-            </w:r>
-          </w:p>
-        </w:tc>
-        <w:tc>
-          <w:tcPr>
-            <w:tcW w:type="dxa" w:w="6690"/>
-          </w:tcPr>
-          <w:p>
-            <w:r>
-              <w:t>Date limite de l'indicateur (français)</w:t>
-            </w:r>
-          </w:p>
-        </w:tc>
-      </w:tr>
-      <w:tr>
-        <w:tc>
-          <w:tcPr>
-            <w:tcW w:type="dxa" w:w="2659"/>
-            <w:shd w:fill="c6d9f1"/>
-          </w:tcPr>
-          <w:p>
-            <w:r>
-              <w:t>ID</w:t>
-            </w:r>
-          </w:p>
-        </w:tc>
-        <w:tc>
-          <w:tcPr>
-            <w:tcW w:type="dxa" w:w="6690"/>
-          </w:tcPr>
-          <w:p>
-            <w:r>
-              <w:t>indicator_deadline_fr</w:t>
-            </w:r>
-          </w:p>
-        </w:tc>
-      </w:tr>
-      <w:tr>
-        <w:tc>
-          <w:tcPr>
-            <w:tcW w:type="dxa" w:w="2659"/>
-            <w:shd w:fill="c6d9f1"/>
-          </w:tcPr>
-          <w:p>
-            <w:r>
-              <w:t>Description EN</w:t>
-            </w:r>
-          </w:p>
-        </w:tc>
-        <w:tc>
-          <w:tcPr>
-            <w:tcW w:type="dxa" w:w="6690"/>
-          </w:tcPr>
-          <w:p>
-            <w:r>
-              <w:t>Completion deadline for selected indicator, in French</w:t>
-            </w:r>
-          </w:p>
-        </w:tc>
-      </w:tr>
-      <w:tr>
-        <w:tc>
-          <w:tcPr>
-            <w:tcW w:type="dxa" w:w="2659"/>
-            <w:shd w:fill="c6d9f1"/>
-          </w:tcPr>
-          <w:p>
-            <w:r>
-              <w:t>Description FR</w:t>
-            </w:r>
-          </w:p>
-        </w:tc>
-        <w:tc>
-          <w:tcPr>
-            <w:tcW w:type="dxa" w:w="6690"/>
-          </w:tcPr>
-          <w:p>
-            <w:r>
-              <w:t>Date limite d'achèvement pour l'indicateur sélectionné en français</w:t>
-            </w:r>
-          </w:p>
-        </w:tc>
-      </w:tr>
-      <w:tr>
-        <w:tc>
-          <w:tcPr>
-            <w:tcW w:type="dxa" w:w="2659"/>
-            <w:shd w:fill="c6d9f1"/>
-          </w:tcPr>
-          <w:p>
-            <w:r>
-              <w:t>Obligation EN</w:t>
-            </w:r>
-          </w:p>
-        </w:tc>
-        <w:tc>
-          <w:tcPr>
-            <w:tcW w:type="dxa" w:w="6690"/>
-          </w:tcPr>
-          <w:p>
-            <w:r>
-              <w:t>Mandatory</w:t>
-            </w:r>
-          </w:p>
-        </w:tc>
-      </w:tr>
-      <w:tr>
-        <w:tc>
-          <w:tcPr>
-            <w:tcW w:type="dxa" w:w="2659"/>
-            <w:shd w:fill="c6d9f1"/>
-          </w:tcPr>
-          <w:p>
-            <w:r>
-              <w:t>Obligation FR</w:t>
-            </w:r>
-          </w:p>
-        </w:tc>
-        <w:tc>
-          <w:tcPr>
-            <w:tcW w:type="dxa" w:w="6690"/>
-          </w:tcPr>
-          <w:p>
-            <w:r>
-              <w:t>Obligatoire</w:t>
-            </w:r>
-          </w:p>
-        </w:tc>
-      </w:tr>
-      <w:tr>
-        <w:tc>
-          <w:tcPr>
-            <w:tcW w:type="dxa" w:w="2659"/>
-            <w:shd w:fill="c6d9f1"/>
-          </w:tcPr>
-          <w:p>
-            <w:r>
-              <w:t>Occurrence</w:t>
-            </w:r>
-          </w:p>
-        </w:tc>
-        <w:tc>
-          <w:tcPr>
-            <w:tcW w:type="dxa" w:w="6690"/>
-          </w:tcPr>
-          <w:p>
-            <w:r>
-              <w:t>Une seule</w:t>
-            </w:r>
-          </w:p>
-        </w:tc>
-      </w:tr>
-      <w:tr>
-        <w:tc>
-          <w:tcPr>
-            <w:tcW w:type="dxa" w:w="2659"/>
-            <w:shd w:fill="c6d9f1"/>
-          </w:tcPr>
-          <w:p>
-            <w:r>
-              <w:t>Type de format</w:t>
-            </w:r>
-          </w:p>
-        </w:tc>
-        <w:tc>
-          <w:tcPr>
-            <w:tcW w:type="dxa" w:w="6690"/>
-          </w:tcPr>
-          <w:p>
-            <w:r>
-              <w:t>Text</w:t>
-            </w:r>
-          </w:p>
-        </w:tc>
-      </w:tr>
-      <w:tr>
-        <w:tc>
-          <w:tcPr>
-            <w:tcW w:type="dxa" w:w="2659"/>
-            <w:shd w:fill="c6d9f1"/>
-          </w:tcPr>
-          <w:p>
-            <w:r>
-              <w:t>Validation EN</w:t>
-            </w:r>
-          </w:p>
-        </w:tc>
-        <w:tc>
-          <w:tcPr>
-            <w:tcW w:type="dxa" w:w="6690"/>
-          </w:tcPr>
-          <w:p>
-            <w:r/>
-          </w:p>
-        </w:tc>
-      </w:tr>
-      <w:tr>
-        <w:tc>
-          <w:tcPr>
-            <w:tcW w:type="dxa" w:w="2659"/>
-            <w:shd w:fill="c6d9f1"/>
-          </w:tcPr>
-          <w:p>
-            <w:r>
-              <w:t>Validation FR</w:t>
-            </w:r>
-          </w:p>
-        </w:tc>
-        <w:tc>
-          <w:tcPr>
-            <w:tcW w:type="dxa" w:w="6690"/>
-          </w:tcPr>
-          <w:p>
-            <w:r/>
-          </w:p>
-        </w:tc>
-      </w:tr>
-    </w:tbl>
-    <w:p>
-      <w:r>
-        <w:br/>
-        <w:br/>
-      </w:r>
-    </w:p>
-    <w:p>
-      <w:pPr>
-        <w:pStyle w:val="Heading2"/>
-      </w:pPr>
-      <w:r>
-        <w:t>1-9 Ministère responsable</w:t>
-        <w:br/>
-      </w:r>
-    </w:p>
-    <w:tbl>
-      <w:tblPr>
-        <w:tblW w:type="auto" w:w="0"/>
-        <w:tblLayout w:type="fixed"/>
-        <w:tblLook w:firstColumn="1" w:firstRow="1" w:lastColumn="0" w:lastRow="0" w:noHBand="0" w:noVBand="1" w:val="04A0"/>
-      </w:tblPr>
-      <w:tblGrid>
-        <w:gridCol w:w="2659"/>
-        <w:gridCol w:w="6690"/>
-      </w:tblGrid>
-      <w:tr>
-        <w:tc>
-          <w:tcPr>
-            <w:tcW w:type="dxa" w:w="2659"/>
-            <w:shd w:fill="c6d9f1"/>
-            <w:shd w:fill="d9d9d9"/>
-          </w:tcPr>
-          <w:p>
-            <w:r>
-              <w:t>Attribut</w:t>
-            </w:r>
-          </w:p>
-        </w:tc>
-        <w:tc>
-          <w:tcPr>
-            <w:tcW w:type="dxa" w:w="6690"/>
-            <w:shd w:fill="d9d9d9"/>
-          </w:tcPr>
-          <w:p>
-            <w:r>
-              <w:t>Description de l’attribut</w:t>
-            </w:r>
-          </w:p>
-        </w:tc>
-      </w:tr>
-      <w:tr>
-        <w:tc>
-          <w:tcPr>
-            <w:tcW w:type="dxa" w:w="2659"/>
-            <w:shd w:fill="c6d9f1"/>
-          </w:tcPr>
-          <w:p>
-            <w:r>
-              <w:t>Nom de la zone EN</w:t>
-            </w:r>
-          </w:p>
-        </w:tc>
-        <w:tc>
-          <w:tcPr>
-            <w:tcW w:type="dxa" w:w="6690"/>
-          </w:tcPr>
-          <w:p>
-            <w:r>
-              <w:t>Indicator Lead Department</w:t>
-            </w:r>
-          </w:p>
-        </w:tc>
-      </w:tr>
-      <w:tr>
-        <w:tc>
-          <w:tcPr>
-            <w:tcW w:type="dxa" w:w="2659"/>
-            <w:shd w:fill="c6d9f1"/>
-          </w:tcPr>
-          <w:p>
-            <w:r>
-              <w:t>Nom de la zone FR</w:t>
-            </w:r>
-          </w:p>
-        </w:tc>
-        <w:tc>
-          <w:tcPr>
-            <w:tcW w:type="dxa" w:w="6690"/>
-          </w:tcPr>
-          <w:p>
-            <w:r>
-              <w:t>Ministère responsable</w:t>
-            </w:r>
-          </w:p>
-        </w:tc>
-      </w:tr>
-      <w:tr>
-        <w:tc>
-          <w:tcPr>
-            <w:tcW w:type="dxa" w:w="2659"/>
-            <w:shd w:fill="c6d9f1"/>
-          </w:tcPr>
-          <w:p>
-            <w:r>
-              <w:t>ID</w:t>
-            </w:r>
-          </w:p>
-        </w:tc>
-        <w:tc>
-          <w:tcPr>
-            <w:tcW w:type="dxa" w:w="6690"/>
-          </w:tcPr>
-          <w:p>
-            <w:r>
-              <w:t>indicator_lead_dept</w:t>
-            </w:r>
-          </w:p>
-        </w:tc>
-      </w:tr>
-      <w:tr>
-        <w:tc>
-          <w:tcPr>
-            <w:tcW w:type="dxa" w:w="2659"/>
-            <w:shd w:fill="c6d9f1"/>
-          </w:tcPr>
-          <w:p>
-            <w:r>
-              <w:t>Description EN</w:t>
-            </w:r>
-          </w:p>
-        </w:tc>
-        <w:tc>
-          <w:tcPr>
-            <w:tcW w:type="dxa" w:w="6690"/>
-          </w:tcPr>
-          <w:p>
-            <w:r>
-              <w:t>Department responsible for the implementation of the selected indicator</w:t>
-            </w:r>
-          </w:p>
-        </w:tc>
-      </w:tr>
-      <w:tr>
-        <w:tc>
-          <w:tcPr>
-            <w:tcW w:type="dxa" w:w="2659"/>
-            <w:shd w:fill="c6d9f1"/>
-          </w:tcPr>
-          <w:p>
-            <w:r>
-              <w:t>Description FR</w:t>
-            </w:r>
-          </w:p>
-        </w:tc>
-        <w:tc>
-          <w:tcPr>
-            <w:tcW w:type="dxa" w:w="6690"/>
-          </w:tcPr>
-          <w:p>
-            <w:r>
-              <w:t>Ministère responsable de la mise en oeuvre de l'indicateur sélectionné</w:t>
-            </w:r>
-          </w:p>
-        </w:tc>
-      </w:tr>
-      <w:tr>
-        <w:tc>
-          <w:tcPr>
-            <w:tcW w:type="dxa" w:w="2659"/>
-            <w:shd w:fill="c6d9f1"/>
-          </w:tcPr>
-          <w:p>
-            <w:r>
-              <w:t>Obligation EN</w:t>
-            </w:r>
-          </w:p>
-        </w:tc>
-        <w:tc>
-          <w:tcPr>
-            <w:tcW w:type="dxa" w:w="6690"/>
-          </w:tcPr>
-          <w:p>
-            <w:r>
-              <w:t>Mandatory</w:t>
-            </w:r>
-          </w:p>
-        </w:tc>
-      </w:tr>
-      <w:tr>
-        <w:tc>
-          <w:tcPr>
-            <w:tcW w:type="dxa" w:w="2659"/>
-            <w:shd w:fill="c6d9f1"/>
-          </w:tcPr>
-          <w:p>
-            <w:r>
-              <w:t>Obligation FR</w:t>
-            </w:r>
-          </w:p>
-        </w:tc>
-        <w:tc>
-          <w:tcPr>
-            <w:tcW w:type="dxa" w:w="6690"/>
-          </w:tcPr>
-          <w:p>
-            <w:r>
-              <w:t>Obligatoire</w:t>
-            </w:r>
-          </w:p>
-        </w:tc>
-      </w:tr>
-      <w:tr>
-        <w:tc>
-          <w:tcPr>
-            <w:tcW w:type="dxa" w:w="2659"/>
-            <w:shd w:fill="c6d9f1"/>
-          </w:tcPr>
-          <w:p>
-            <w:r>
-              <w:t>Occurrence</w:t>
-            </w:r>
-          </w:p>
-        </w:tc>
-        <w:tc>
-          <w:tcPr>
-            <w:tcW w:type="dxa" w:w="6690"/>
-          </w:tcPr>
-          <w:p>
-            <w:r>
-              <w:t>Une seule</w:t>
-            </w:r>
-          </w:p>
-        </w:tc>
-      </w:tr>
-      <w:tr>
-        <w:tc>
-          <w:tcPr>
-            <w:tcW w:type="dxa" w:w="2659"/>
-            <w:shd w:fill="c6d9f1"/>
-          </w:tcPr>
-          <w:p>
-            <w:r>
-              <w:t>Type de format</w:t>
-            </w:r>
-          </w:p>
-        </w:tc>
-        <w:tc>
-          <w:tcPr>
-            <w:tcW w:type="dxa" w:w="6690"/>
-          </w:tcPr>
-          <w:p>
-            <w:r>
-              <w:t>Text Array</w:t>
-            </w:r>
-          </w:p>
-        </w:tc>
-      </w:tr>
-      <w:tr>
-        <w:tc>
-          <w:tcPr>
-            <w:tcW w:type="dxa" w:w="2659"/>
-            <w:shd w:fill="c6d9f1"/>
-          </w:tcPr>
-          <w:p>
-            <w:r>
-              <w:t>Validation EN</w:t>
-            </w:r>
-          </w:p>
-        </w:tc>
-        <w:tc>
-          <w:tcPr>
-            <w:tcW w:type="dxa" w:w="6690"/>
-          </w:tcPr>
-          <w:p>
-            <w:r/>
-          </w:p>
-        </w:tc>
-      </w:tr>
-      <w:tr>
-        <w:tc>
-          <w:tcPr>
-            <w:tcW w:type="dxa" w:w="2659"/>
-            <w:shd w:fill="c6d9f1"/>
-          </w:tcPr>
-          <w:p>
-            <w:r>
-              <w:t>Validation FR</w:t>
-            </w:r>
-          </w:p>
-        </w:tc>
-        <w:tc>
-          <w:tcPr>
-            <w:tcW w:type="dxa" w:w="6690"/>
-          </w:tcPr>
-          <w:p>
-            <w:r/>
-          </w:p>
-        </w:tc>
-      </w:tr>
-    </w:tbl>
-    <w:p>
-      <w:r>
-        <w:br/>
-        <w:br/>
-      </w:r>
-    </w:p>
-    <w:p>
-      <w:pPr>
-        <w:pStyle w:val="Heading2"/>
-      </w:pPr>
-      <w:r>
-        <w:t>1-10 État</w:t>
-        <w:br/>
-      </w:r>
-    </w:p>
-    <w:tbl>
-      <w:tblPr>
-        <w:tblW w:type="auto" w:w="0"/>
-        <w:tblLayout w:type="fixed"/>
-        <w:tblLook w:firstColumn="1" w:firstRow="1" w:lastColumn="0" w:lastRow="0" w:noHBand="0" w:noVBand="1" w:val="04A0"/>
-      </w:tblPr>
-      <w:tblGrid>
-        <w:gridCol w:w="2659"/>
-        <w:gridCol w:w="6690"/>
-      </w:tblGrid>
-      <w:tr>
-        <w:tc>
-          <w:tcPr>
-            <w:tcW w:type="dxa" w:w="2659"/>
-            <w:shd w:fill="c6d9f1"/>
-            <w:shd w:fill="d9d9d9"/>
-          </w:tcPr>
-          <w:p>
-            <w:r>
-              <w:t>Attribut</w:t>
-            </w:r>
-          </w:p>
-        </w:tc>
-        <w:tc>
-          <w:tcPr>
-            <w:tcW w:type="dxa" w:w="6690"/>
-            <w:shd w:fill="d9d9d9"/>
-          </w:tcPr>
-          <w:p>
-            <w:r>
-              <w:t>Description de l’attribut</w:t>
-            </w:r>
-          </w:p>
-        </w:tc>
-      </w:tr>
-      <w:tr>
-        <w:tc>
-          <w:tcPr>
-            <w:tcW w:type="dxa" w:w="2659"/>
-            <w:shd w:fill="c6d9f1"/>
-          </w:tcPr>
-          <w:p>
-            <w:r>
-              <w:t>Nom de la zone EN</w:t>
-            </w:r>
-          </w:p>
-        </w:tc>
-        <w:tc>
-          <w:tcPr>
-            <w:tcW w:type="dxa" w:w="6690"/>
-          </w:tcPr>
-          <w:p>
-            <w:r>
-              <w:t>Status</w:t>
-            </w:r>
-          </w:p>
-        </w:tc>
-      </w:tr>
-      <w:tr>
-        <w:tc>
-          <w:tcPr>
-            <w:tcW w:type="dxa" w:w="2659"/>
-            <w:shd w:fill="c6d9f1"/>
-          </w:tcPr>
-          <w:p>
-            <w:r>
-              <w:t>Nom de la zone FR</w:t>
-            </w:r>
-          </w:p>
-        </w:tc>
-        <w:tc>
-          <w:tcPr>
-            <w:tcW w:type="dxa" w:w="6690"/>
-          </w:tcPr>
-          <w:p>
-            <w:r>
-              <w:t>État</w:t>
-            </w:r>
-          </w:p>
-        </w:tc>
-      </w:tr>
-      <w:tr>
-        <w:tc>
-          <w:tcPr>
-            <w:tcW w:type="dxa" w:w="2659"/>
-            <w:shd w:fill="c6d9f1"/>
-          </w:tcPr>
-          <w:p>
-            <w:r>
-              <w:t>ID</w:t>
-            </w:r>
-          </w:p>
-        </w:tc>
-        <w:tc>
-          <w:tcPr>
-            <w:tcW w:type="dxa" w:w="6690"/>
-          </w:tcPr>
-          <w:p>
-            <w:r>
-              <w:t>status</w:t>
-            </w:r>
-          </w:p>
-        </w:tc>
-      </w:tr>
-      <w:tr>
-        <w:tc>
-          <w:tcPr>
-            <w:tcW w:type="dxa" w:w="2659"/>
-            <w:shd w:fill="c6d9f1"/>
-          </w:tcPr>
-          <w:p>
-            <w:r>
-              <w:t>Description EN</w:t>
-            </w:r>
-          </w:p>
-        </w:tc>
-        <w:tc>
-          <w:tcPr>
-            <w:tcW w:type="dxa" w:w="6690"/>
-          </w:tcPr>
-          <w:p>
-            <w:r>
-              <w:t>Indicate the current status of the commitment</w:t>
-            </w:r>
-          </w:p>
-        </w:tc>
-      </w:tr>
-      <w:tr>
-        <w:tc>
-          <w:tcPr>
-            <w:tcW w:type="dxa" w:w="2659"/>
-            <w:shd w:fill="c6d9f1"/>
-          </w:tcPr>
-          <w:p>
-            <w:r>
-              <w:t>Description FR</w:t>
-            </w:r>
-          </w:p>
-        </w:tc>
-        <w:tc>
-          <w:tcPr>
-            <w:tcW w:type="dxa" w:w="6690"/>
-          </w:tcPr>
-          <w:p>
-            <w:r>
-              <w:t>Indiquer l'état actuel de l'engagement</w:t>
-            </w:r>
-          </w:p>
-        </w:tc>
-      </w:tr>
-      <w:tr>
-        <w:tc>
-          <w:tcPr>
-            <w:tcW w:type="dxa" w:w="2659"/>
-            <w:shd w:fill="c6d9f1"/>
-          </w:tcPr>
-          <w:p>
-            <w:r>
-              <w:t>Obligation EN</w:t>
-            </w:r>
-          </w:p>
-        </w:tc>
-        <w:tc>
-          <w:tcPr>
-            <w:tcW w:type="dxa" w:w="6690"/>
-          </w:tcPr>
-          <w:p>
-            <w:r>
-              <w:t>Mandatory</w:t>
             </w:r>
           </w:p>
         </w:tc>
@@ -14878,7 +13378,7 @@
         <w:pStyle w:val="Heading2"/>
       </w:pPr>
       <w:r>
-        <w:t>1-11 Progrès au cours du  période de déclaration (anglais)</w:t>
+        <w:t>1-6 Progrès au cours du  période de déclaration (anglais)</w:t>
         <w:br/>
       </w:r>
     </w:p>
@@ -15050,7 +13550,7 @@
           </w:tcPr>
           <w:p>
             <w:r>
-              <w:t>Mandatory</w:t>
+              <w:t>Obligatoire</w:t>
             </w:r>
           </w:p>
         </w:tc>
@@ -15204,7 +13704,7 @@
         <w:pStyle w:val="Heading2"/>
       </w:pPr>
       <w:r>
-        <w:t>1-12 Progrès au cours du période de déclaration (français)</w:t>
+        <w:t>1-7 Progrès au cours du période de déclaration (français)</w:t>
         <w:br/>
       </w:r>
     </w:p>
@@ -15376,7 +13876,7 @@
           </w:tcPr>
           <w:p>
             <w:r>
-              <w:t>Mandatory</w:t>
+              <w:t>Obligatoire</w:t>
             </w:r>
           </w:p>
         </w:tc>
@@ -15530,7 +14030,7 @@
         <w:pStyle w:val="Heading2"/>
       </w:pPr>
       <w:r>
-        <w:t>1-13 Preuve de progrès (anglais)</w:t>
+        <w:t>1-8 Preuve de progrès (anglais)</w:t>
         <w:br/>
       </w:r>
     </w:p>
@@ -15702,7 +14202,7 @@
           </w:tcPr>
           <w:p>
             <w:r>
-              <w:t>Optional</w:t>
+              <w:t>Facultatif</w:t>
             </w:r>
           </w:p>
         </w:tc>
@@ -15853,7 +14353,7 @@
         <w:pStyle w:val="Heading2"/>
       </w:pPr>
       <w:r>
-        <w:t>1-14 Preuve de progrès (français)</w:t>
+        <w:t>1-9 Preuve de progrès (français)</w:t>
         <w:br/>
       </w:r>
     </w:p>
@@ -16025,7 +14525,7 @@
           </w:tcPr>
           <w:p>
             <w:r>
-              <w:t>Optional</w:t>
+              <w:t>Facultatif</w:t>
             </w:r>
           </w:p>
         </w:tc>
@@ -16176,7 +14676,7 @@
         <w:pStyle w:val="Heading2"/>
       </w:pPr>
       <w:r>
-        <w:t>1-15 Défis</w:t>
+        <w:t>1-10 Défis (anglais)</w:t>
         <w:br/>
       </w:r>
     </w:p>
@@ -16233,7 +14733,7 @@
           </w:tcPr>
           <w:p>
             <w:r>
-              <w:t>Challenges</w:t>
+              <w:t>Challenges (English)</w:t>
             </w:r>
           </w:p>
         </w:tc>
@@ -16256,7 +14756,7 @@
           </w:tcPr>
           <w:p>
             <w:r>
-              <w:t>Défis</w:t>
+              <w:t>Défis (anglais)</w:t>
             </w:r>
           </w:p>
         </w:tc>
@@ -16279,7 +14779,7 @@
           </w:tcPr>
           <w:p>
             <w:r>
-              <w:t>challenges</w:t>
+              <w:t>challenges_en</w:t>
             </w:r>
           </w:p>
         </w:tc>
@@ -16302,7 +14802,7 @@
           </w:tcPr>
           <w:p>
             <w:r>
-              <w:t>Describe any challenges faced</w:t>
+              <w:t>Describe any challenges faced, in English</w:t>
             </w:r>
           </w:p>
         </w:tc>
@@ -16325,7 +14825,7 @@
           </w:tcPr>
           <w:p>
             <w:r>
-              <w:t>Décrivez les défis rencontrés</w:t>
+              <w:t>Décrivez les défis rencontrés en anglais</w:t>
             </w:r>
           </w:p>
         </w:tc>
@@ -16394,7 +14894,7 @@
           </w:tcPr>
           <w:p>
             <w:r>
-              <w:t>Répétable</w:t>
+              <w:t>Une seule</w:t>
             </w:r>
           </w:p>
         </w:tc>
@@ -16417,7 +14917,7 @@
           </w:tcPr>
           <w:p>
             <w:r>
-              <w:t>Text Array</w:t>
+              <w:t>Text</w:t>
             </w:r>
           </w:p>
         </w:tc>
@@ -16486,252 +14986,10 @@
           </w:tcPr>
           <w:p>
             <w:r>
-              <w:t>CF</w:t>
-            </w:r>
-          </w:p>
-        </w:tc>
-      </w:tr>
-    </w:tbl>
-    <w:p>
-      <w:r>
-        <w:br/>
-        <w:t>Valeurs de la liste contrôlée :</w:t>
-      </w:r>
-    </w:p>
-    <w:tbl>
-      <w:tblPr>
-        <w:tblW w:type="auto" w:w="0"/>
-        <w:tblLayout w:type="fixed"/>
-        <w:tblLook w:firstColumn="1" w:firstRow="1" w:lastColumn="0" w:lastRow="0" w:noHBand="0" w:noVBand="1" w:val="04A0"/>
-      </w:tblPr>
-      <w:tblGrid>
-        <w:gridCol w:w="2092"/>
-        <w:gridCol w:w="3628"/>
-        <w:gridCol w:w="3628"/>
-      </w:tblGrid>
-      <w:tr>
-        <w:tc>
-          <w:tcPr>
-            <w:tcW w:type="dxa" w:w="2092"/>
-            <w:shd w:fill="d9d9d9"/>
-          </w:tcPr>
-          <w:p>
-            <w:r>
-              <w:t>Code</w:t>
-            </w:r>
-          </w:p>
-        </w:tc>
-        <w:tc>
-          <w:tcPr>
-            <w:tcW w:type="dxa" w:w="3628"/>
-            <w:shd w:fill="d9d9d9"/>
-          </w:tcPr>
-          <w:p>
-            <w:r>
-              <w:t>Anglais</w:t>
-            </w:r>
-          </w:p>
-        </w:tc>
-        <w:tc>
-          <w:tcPr>
-            <w:tcW w:type="dxa" w:w="3628"/>
-            <w:shd w:fill="d9d9d9"/>
-          </w:tcPr>
-          <w:p>
-            <w:r>
-              <w:t>Français</w:t>
-            </w:r>
-          </w:p>
-        </w:tc>
-      </w:tr>
-      <w:tr>
-        <w:tc>
-          <w:tcPr>
-            <w:tcW w:type="dxa" w:w="2092"/>
-          </w:tcPr>
-          <w:p>
-            <w:r>
-              <w:t>CF</w:t>
-            </w:r>
-          </w:p>
-        </w:tc>
-        <w:tc>
-          <w:tcPr>
-            <w:tcW w:type="dxa" w:w="3628"/>
-          </w:tcPr>
-          <w:p>
-            <w:r>
-              <w:t>Change of funding</w:t>
-            </w:r>
-          </w:p>
-        </w:tc>
-        <w:tc>
-          <w:tcPr>
-            <w:tcW w:type="dxa" w:w="3628"/>
-          </w:tcPr>
-          <w:p>
-            <w:r>
-              <w:t>Changement de financement</w:t>
-            </w:r>
-          </w:p>
-        </w:tc>
-      </w:tr>
-      <w:tr>
-        <w:tc>
-          <w:tcPr>
-            <w:tcW w:type="dxa" w:w="2092"/>
-          </w:tcPr>
-          <w:p>
-            <w:r>
-              <w:t>LR</w:t>
-            </w:r>
-          </w:p>
-        </w:tc>
-        <w:tc>
-          <w:tcPr>
-            <w:tcW w:type="dxa" w:w="3628"/>
-          </w:tcPr>
-          <w:p>
-            <w:r>
-              <w:t>Lack of resources</w:t>
-            </w:r>
-          </w:p>
-        </w:tc>
-        <w:tc>
-          <w:tcPr>
-            <w:tcW w:type="dxa" w:w="3628"/>
-          </w:tcPr>
-          <w:p>
-            <w:r>
-              <w:t>Manque de ressources</w:t>
-            </w:r>
-          </w:p>
-        </w:tc>
-      </w:tr>
-      <w:tr>
-        <w:tc>
-          <w:tcPr>
-            <w:tcW w:type="dxa" w:w="2092"/>
-          </w:tcPr>
-          <w:p>
-            <w:r>
-              <w:t>SP</w:t>
-            </w:r>
-          </w:p>
-        </w:tc>
-        <w:tc>
-          <w:tcPr>
-            <w:tcW w:type="dxa" w:w="3628"/>
-          </w:tcPr>
-          <w:p>
-            <w:r>
-              <w:t>Shift in priorities</w:t>
-            </w:r>
-          </w:p>
-        </w:tc>
-        <w:tc>
-          <w:tcPr>
-            <w:tcW w:type="dxa" w:w="3628"/>
-          </w:tcPr>
-          <w:p>
-            <w:r>
-              <w:t>Changement de priorités</w:t>
-            </w:r>
-          </w:p>
-        </w:tc>
-      </w:tr>
-      <w:tr>
-        <w:tc>
-          <w:tcPr>
-            <w:tcW w:type="dxa" w:w="2092"/>
-          </w:tcPr>
-          <w:p>
-            <w:r>
-              <w:t>DA</w:t>
-            </w:r>
-          </w:p>
-        </w:tc>
-        <w:tc>
-          <w:tcPr>
-            <w:tcW w:type="dxa" w:w="3628"/>
-          </w:tcPr>
-          <w:p>
-            <w:r>
-              <w:t>Delay in approvals</w:t>
-            </w:r>
-          </w:p>
-        </w:tc>
-        <w:tc>
-          <w:tcPr>
-            <w:tcW w:type="dxa" w:w="3628"/>
-          </w:tcPr>
-          <w:p>
-            <w:r>
-              <w:t>Retard dans les approbations</w:t>
-            </w:r>
-          </w:p>
-        </w:tc>
-      </w:tr>
-      <w:tr>
-        <w:tc>
-          <w:tcPr>
-            <w:tcW w:type="dxa" w:w="2092"/>
-          </w:tcPr>
-          <w:p>
-            <w:r>
-              <w:t>OA</w:t>
-            </w:r>
-          </w:p>
-        </w:tc>
-        <w:tc>
-          <w:tcPr>
-            <w:tcW w:type="dxa" w:w="3628"/>
-          </w:tcPr>
-          <w:p>
-            <w:r>
-              <w:t>Dependant on other activities (e.g. an activity can only start after another activity has completed)</w:t>
-            </w:r>
-          </w:p>
-        </w:tc>
-        <w:tc>
-          <w:tcPr>
-            <w:tcW w:type="dxa" w:w="3628"/>
-          </w:tcPr>
-          <w:p>
-            <w:r>
-              <w:t>Dépendant d'autres activités (par exemple, une activité ne peut commencer qu'après la fin d'une autre activité)</w:t>
-            </w:r>
-          </w:p>
-        </w:tc>
-      </w:tr>
-      <w:tr>
-        <w:tc>
-          <w:tcPr>
-            <w:tcW w:type="dxa" w:w="2092"/>
-          </w:tcPr>
-          <w:p>
-            <w:r>
-              <w:t>OT</w:t>
-            </w:r>
-          </w:p>
-        </w:tc>
-        <w:tc>
-          <w:tcPr>
-            <w:tcW w:type="dxa" w:w="3628"/>
-          </w:tcPr>
-          <w:p>
-            <w:r>
-              <w:t>Other</w:t>
-            </w:r>
-          </w:p>
-        </w:tc>
-        <w:tc>
-          <w:tcPr>
-            <w:tcW w:type="dxa" w:w="3628"/>
-          </w:tcPr>
-          <w:p>
-            <w:r>
-              <w:t>Autre</w:t>
+              <w:t>- Change of funding</w:t>
+              <w:br/>
+              <w:t>- Lack of resources</w:t>
+              <w:br/>
             </w:r>
           </w:p>
         </w:tc>
@@ -16748,7 +15006,7 @@
         <w:pStyle w:val="Heading2"/>
       </w:pPr>
       <w:r>
-        <w:t>1-16 Autres défis (anglais)</w:t>
+        <w:t>1-11 Défis (français)</w:t>
         <w:br/>
       </w:r>
     </w:p>
@@ -16805,7 +15063,7 @@
           </w:tcPr>
           <w:p>
             <w:r>
-              <w:t>Other Challenges (English)</w:t>
+              <w:t>Challenges (French)</w:t>
             </w:r>
           </w:p>
         </w:tc>
@@ -16828,7 +15086,7 @@
           </w:tcPr>
           <w:p>
             <w:r>
-              <w:t>Autres défis (anglais)</w:t>
+              <w:t>Défis (français)</w:t>
             </w:r>
           </w:p>
         </w:tc>
@@ -16851,7 +15109,7 @@
           </w:tcPr>
           <w:p>
             <w:r>
-              <w:t>challenges_other_en</w:t>
+              <w:t>challenges_fr</w:t>
             </w:r>
           </w:p>
         </w:tc>
@@ -16874,7 +15132,7 @@
           </w:tcPr>
           <w:p>
             <w:r>
-              <w:t>Other challenges faced during implementation, in English</w:t>
+              <w:t>Describe any challenges faced, in French</w:t>
             </w:r>
           </w:p>
         </w:tc>
@@ -16897,7 +15155,7 @@
           </w:tcPr>
           <w:p>
             <w:r>
-              <w:t>Autres difficultés rencontrées au cours de la mise en oeuvre en anglais</w:t>
+              <w:t>Décrivez les défis rencontrés en français</w:t>
             </w:r>
           </w:p>
         </w:tc>
@@ -17012,7 +15270,7 @@
           </w:tcPr>
           <w:p>
             <w:r>
-              <w:t>Required if "Challenges" is "Other"</w:t>
+              <w:t>Required if "Status" is "Limited progress" or "Not started"</w:t>
             </w:r>
           </w:p>
         </w:tc>
@@ -17035,7 +15293,7 @@
           </w:tcPr>
           <w:p>
             <w:r>
-              <w:t>Requis si « Défis » est « Autre »</w:t>
+              <w:t>Obligatoire si « État » est « Progrès limité » ou « Pas commencé ».</w:t>
             </w:r>
           </w:p>
         </w:tc>
@@ -17058,339 +15316,9 @@
           </w:tcPr>
           <w:p>
             <w:r>
-              <w:t>- Low participation rates</w:t>
+              <w:t>- Changement de financement</w:t>
               <w:br/>
-              <w:t>- Data not available yet</w:t>
-              <w:br/>
-            </w:r>
-          </w:p>
-        </w:tc>
-      </w:tr>
-    </w:tbl>
-    <w:p>
-      <w:r>
-        <w:br/>
-        <w:br/>
-      </w:r>
-    </w:p>
-    <w:p>
-      <w:pPr>
-        <w:pStyle w:val="Heading2"/>
-      </w:pPr>
-      <w:r>
-        <w:t>1-17 Autres défis (français)</w:t>
-        <w:br/>
-      </w:r>
-    </w:p>
-    <w:tbl>
-      <w:tblPr>
-        <w:tblW w:type="auto" w:w="0"/>
-        <w:tblLayout w:type="fixed"/>
-        <w:tblLook w:firstColumn="1" w:firstRow="1" w:lastColumn="0" w:lastRow="0" w:noHBand="0" w:noVBand="1" w:val="04A0"/>
-      </w:tblPr>
-      <w:tblGrid>
-        <w:gridCol w:w="2659"/>
-        <w:gridCol w:w="6690"/>
-      </w:tblGrid>
-      <w:tr>
-        <w:tc>
-          <w:tcPr>
-            <w:tcW w:type="dxa" w:w="2659"/>
-            <w:shd w:fill="c6d9f1"/>
-            <w:shd w:fill="d9d9d9"/>
-          </w:tcPr>
-          <w:p>
-            <w:r>
-              <w:t>Attribut</w:t>
-            </w:r>
-          </w:p>
-        </w:tc>
-        <w:tc>
-          <w:tcPr>
-            <w:tcW w:type="dxa" w:w="6690"/>
-            <w:shd w:fill="d9d9d9"/>
-          </w:tcPr>
-          <w:p>
-            <w:r>
-              <w:t>Description de l’attribut</w:t>
-            </w:r>
-          </w:p>
-        </w:tc>
-      </w:tr>
-      <w:tr>
-        <w:tc>
-          <w:tcPr>
-            <w:tcW w:type="dxa" w:w="2659"/>
-            <w:shd w:fill="c6d9f1"/>
-          </w:tcPr>
-          <w:p>
-            <w:r>
-              <w:t>Nom de la zone EN</w:t>
-            </w:r>
-          </w:p>
-        </w:tc>
-        <w:tc>
-          <w:tcPr>
-            <w:tcW w:type="dxa" w:w="6690"/>
-          </w:tcPr>
-          <w:p>
-            <w:r>
-              <w:t>Other Challenges (French)</w:t>
-            </w:r>
-          </w:p>
-        </w:tc>
-      </w:tr>
-      <w:tr>
-        <w:tc>
-          <w:tcPr>
-            <w:tcW w:type="dxa" w:w="2659"/>
-            <w:shd w:fill="c6d9f1"/>
-          </w:tcPr>
-          <w:p>
-            <w:r>
-              <w:t>Nom de la zone FR</w:t>
-            </w:r>
-          </w:p>
-        </w:tc>
-        <w:tc>
-          <w:tcPr>
-            <w:tcW w:type="dxa" w:w="6690"/>
-          </w:tcPr>
-          <w:p>
-            <w:r>
-              <w:t>Autres défis (français)</w:t>
-            </w:r>
-          </w:p>
-        </w:tc>
-      </w:tr>
-      <w:tr>
-        <w:tc>
-          <w:tcPr>
-            <w:tcW w:type="dxa" w:w="2659"/>
-            <w:shd w:fill="c6d9f1"/>
-          </w:tcPr>
-          <w:p>
-            <w:r>
-              <w:t>ID</w:t>
-            </w:r>
-          </w:p>
-        </w:tc>
-        <w:tc>
-          <w:tcPr>
-            <w:tcW w:type="dxa" w:w="6690"/>
-          </w:tcPr>
-          <w:p>
-            <w:r>
-              <w:t>challenges_other_fr</w:t>
-            </w:r>
-          </w:p>
-        </w:tc>
-      </w:tr>
-      <w:tr>
-        <w:tc>
-          <w:tcPr>
-            <w:tcW w:type="dxa" w:w="2659"/>
-            <w:shd w:fill="c6d9f1"/>
-          </w:tcPr>
-          <w:p>
-            <w:r>
-              <w:t>Description EN</w:t>
-            </w:r>
-          </w:p>
-        </w:tc>
-        <w:tc>
-          <w:tcPr>
-            <w:tcW w:type="dxa" w:w="6690"/>
-          </w:tcPr>
-          <w:p>
-            <w:r>
-              <w:t>Other challenges faced during implementation, in French</w:t>
-            </w:r>
-          </w:p>
-        </w:tc>
-      </w:tr>
-      <w:tr>
-        <w:tc>
-          <w:tcPr>
-            <w:tcW w:type="dxa" w:w="2659"/>
-            <w:shd w:fill="c6d9f1"/>
-          </w:tcPr>
-          <w:p>
-            <w:r>
-              <w:t>Description FR</w:t>
-            </w:r>
-          </w:p>
-        </w:tc>
-        <w:tc>
-          <w:tcPr>
-            <w:tcW w:type="dxa" w:w="6690"/>
-          </w:tcPr>
-          <w:p>
-            <w:r>
-              <w:t>Autres difficultés rencontrées au cours de la mise en oeuvre en français</w:t>
-            </w:r>
-          </w:p>
-        </w:tc>
-      </w:tr>
-      <w:tr>
-        <w:tc>
-          <w:tcPr>
-            <w:tcW w:type="dxa" w:w="2659"/>
-            <w:shd w:fill="c6d9f1"/>
-          </w:tcPr>
-          <w:p>
-            <w:r>
-              <w:t>Obligation EN</w:t>
-            </w:r>
-          </w:p>
-        </w:tc>
-        <w:tc>
-          <w:tcPr>
-            <w:tcW w:type="dxa" w:w="6690"/>
-          </w:tcPr>
-          <w:p>
-            <w:r>
-              <w:t>Obligatoire, conditionnel</w:t>
-            </w:r>
-          </w:p>
-        </w:tc>
-      </w:tr>
-      <w:tr>
-        <w:tc>
-          <w:tcPr>
-            <w:tcW w:type="dxa" w:w="2659"/>
-            <w:shd w:fill="c6d9f1"/>
-          </w:tcPr>
-          <w:p>
-            <w:r>
-              <w:t>Obligation FR</w:t>
-            </w:r>
-          </w:p>
-        </w:tc>
-        <w:tc>
-          <w:tcPr>
-            <w:tcW w:type="dxa" w:w="6690"/>
-          </w:tcPr>
-          <w:p>
-            <w:r>
-              <w:t>Obligatoire, conditionnel</w:t>
-            </w:r>
-          </w:p>
-        </w:tc>
-      </w:tr>
-      <w:tr>
-        <w:tc>
-          <w:tcPr>
-            <w:tcW w:type="dxa" w:w="2659"/>
-            <w:shd w:fill="c6d9f1"/>
-          </w:tcPr>
-          <w:p>
-            <w:r>
-              <w:t>Occurrence</w:t>
-            </w:r>
-          </w:p>
-        </w:tc>
-        <w:tc>
-          <w:tcPr>
-            <w:tcW w:type="dxa" w:w="6690"/>
-          </w:tcPr>
-          <w:p>
-            <w:r>
-              <w:t>Une seule</w:t>
-            </w:r>
-          </w:p>
-        </w:tc>
-      </w:tr>
-      <w:tr>
-        <w:tc>
-          <w:tcPr>
-            <w:tcW w:type="dxa" w:w="2659"/>
-            <w:shd w:fill="c6d9f1"/>
-          </w:tcPr>
-          <w:p>
-            <w:r>
-              <w:t>Type de format</w:t>
-            </w:r>
-          </w:p>
-        </w:tc>
-        <w:tc>
-          <w:tcPr>
-            <w:tcW w:type="dxa" w:w="6690"/>
-          </w:tcPr>
-          <w:p>
-            <w:r>
-              <w:t>Text</w:t>
-            </w:r>
-          </w:p>
-        </w:tc>
-      </w:tr>
-      <w:tr>
-        <w:tc>
-          <w:tcPr>
-            <w:tcW w:type="dxa" w:w="2659"/>
-            <w:shd w:fill="c6d9f1"/>
-          </w:tcPr>
-          <w:p>
-            <w:r>
-              <w:t>Validation EN</w:t>
-            </w:r>
-          </w:p>
-        </w:tc>
-        <w:tc>
-          <w:tcPr>
-            <w:tcW w:type="dxa" w:w="6690"/>
-          </w:tcPr>
-          <w:p>
-            <w:r>
-              <w:t>Required if "Challenges" is "Other"</w:t>
-            </w:r>
-          </w:p>
-        </w:tc>
-      </w:tr>
-      <w:tr>
-        <w:tc>
-          <w:tcPr>
-            <w:tcW w:type="dxa" w:w="2659"/>
-            <w:shd w:fill="c6d9f1"/>
-          </w:tcPr>
-          <w:p>
-            <w:r>
-              <w:t>Validation FR</w:t>
-            </w:r>
-          </w:p>
-        </w:tc>
-        <w:tc>
-          <w:tcPr>
-            <w:tcW w:type="dxa" w:w="6690"/>
-          </w:tcPr>
-          <w:p>
-            <w:r>
-              <w:t>Requis si « Défis » est « Autre »</w:t>
-            </w:r>
-          </w:p>
-        </w:tc>
-      </w:tr>
-      <w:tr>
-        <w:tc>
-          <w:tcPr>
-            <w:tcW w:type="dxa" w:w="2659"/>
-            <w:shd w:fill="c6d9f1"/>
-          </w:tcPr>
-          <w:p>
-            <w:r>
-              <w:t>Exemple de valeur</w:t>
-            </w:r>
-          </w:p>
-        </w:tc>
-        <w:tc>
-          <w:tcPr>
-            <w:tcW w:type="dxa" w:w="6690"/>
-          </w:tcPr>
-          <w:p>
-            <w:r>
-              <w:t>- Faibles taux de participation</w:t>
-              <w:br/>
-              <w:t>- Les données ne sont pas encore disponibles</w:t>
+              <w:t>- Manque de ressources</w:t>
               <w:br/>
             </w:r>
           </w:p>
@@ -17568,7 +15496,7 @@
       </w:rPr>
     </w:pPr>
     <w:r>
-      <w:t>Profil des éléments de données : 6th National Action Plan on Open Government Tracker</w:t>
+      <w:t>Profil des éléments de données : Outil de suivi pour le 6ᵉ Plan d'action national pour un gouvernement ouvert</w:t>
     </w:r>
   </w:p>
   <w:bookmarkEnd w:id="1"/>
